--- a/Evidence/InputFileOnChangeValidationReport.docx
+++ b/Evidence/InputFileOnChangeValidationReport.docx
@@ -247,6 +247,14 @@
       <w:r>
         <w:t>Browser: Chrome, Edge </w:t>
       </w:r>
+      <w:r>
+        <w:t xml:space="preserve">and </w:t>
+      </w:r>
+      <w:proofErr w:type="spellStart"/>
+      <w:r>
+        <w:t>FireFox</w:t>
+      </w:r>
+      <w:proofErr w:type="spellEnd"/>
     </w:p>
     <w:p>
       <w:r>
@@ -271,6 +279,7 @@
         <w:gridCol w:w="1104"/>
         <w:gridCol w:w="5090"/>
         <w:gridCol w:w="1181"/>
+        <w:gridCol w:w="1181"/>
       </w:tblGrid>
       <w:tr>
         <w:tc>
@@ -299,8 +308,23 @@
           </w:tcPr>
           <w:p>
             <w:r>
-              <w:t>Result</w:t>
-            </w:r>
+              <w:t>Result in chrome and Edge</w:t>
+            </w:r>
+          </w:p>
+        </w:tc>
+        <w:tc>
+          <w:tcPr>
+            <w:tcW w:w="1181" w:type="dxa"/>
+          </w:tcPr>
+          <w:p>
+            <w:r>
+              <w:t xml:space="preserve">Result in </w:t>
+            </w:r>
+            <w:proofErr w:type="spellStart"/>
+            <w:r>
+              <w:t>firefox</w:t>
+            </w:r>
+            <w:proofErr w:type="spellEnd"/>
           </w:p>
         </w:tc>
       </w:tr>
@@ -335,6 +359,16 @@
             </w:r>
           </w:p>
         </w:tc>
+        <w:tc>
+          <w:tcPr>
+            <w:tcW w:w="1181" w:type="dxa"/>
+          </w:tcPr>
+          <w:p>
+            <w:r>
+              <w:t>Pass</w:t>
+            </w:r>
+          </w:p>
+        </w:tc>
       </w:tr>
       <w:tr>
         <w:tc>
@@ -373,6 +407,16 @@
             </w:r>
           </w:p>
         </w:tc>
+        <w:tc>
+          <w:tcPr>
+            <w:tcW w:w="1181" w:type="dxa"/>
+          </w:tcPr>
+          <w:p>
+            <w:r>
+              <w:t>Pass</w:t>
+            </w:r>
+          </w:p>
+        </w:tc>
       </w:tr>
       <w:tr>
         <w:tc>
@@ -405,6 +449,16 @@
             </w:r>
           </w:p>
         </w:tc>
+        <w:tc>
+          <w:tcPr>
+            <w:tcW w:w="1181" w:type="dxa"/>
+          </w:tcPr>
+          <w:p>
+            <w:r>
+              <w:t>Pass</w:t>
+            </w:r>
+          </w:p>
+        </w:tc>
       </w:tr>
       <w:tr>
         <w:tc>
@@ -438,6 +492,16 @@
             </w:r>
           </w:p>
         </w:tc>
+        <w:tc>
+          <w:tcPr>
+            <w:tcW w:w="1181" w:type="dxa"/>
+          </w:tcPr>
+          <w:p>
+            <w:r>
+              <w:t>Pass</w:t>
+            </w:r>
+          </w:p>
+        </w:tc>
       </w:tr>
       <w:tr>
         <w:tc>
@@ -471,6 +535,16 @@
             </w:r>
           </w:p>
         </w:tc>
+        <w:tc>
+          <w:tcPr>
+            <w:tcW w:w="1181" w:type="dxa"/>
+          </w:tcPr>
+          <w:p>
+            <w:r>
+              <w:t>Pass</w:t>
+            </w:r>
+          </w:p>
+        </w:tc>
       </w:tr>
       <w:tr>
         <w:tc>
@@ -504,6 +578,16 @@
             </w:r>
           </w:p>
         </w:tc>
+        <w:tc>
+          <w:tcPr>
+            <w:tcW w:w="1181" w:type="dxa"/>
+          </w:tcPr>
+          <w:p>
+            <w:r>
+              <w:t>Pass</w:t>
+            </w:r>
+          </w:p>
+        </w:tc>
       </w:tr>
       <w:tr>
         <w:tc>
@@ -536,6 +620,16 @@
             </w:r>
           </w:p>
         </w:tc>
+        <w:tc>
+          <w:tcPr>
+            <w:tcW w:w="1181" w:type="dxa"/>
+          </w:tcPr>
+          <w:p>
+            <w:r>
+              <w:t>Pass</w:t>
+            </w:r>
+          </w:p>
+        </w:tc>
       </w:tr>
       <w:tr>
         <w:tc>
@@ -585,6 +679,16 @@
             </w:r>
           </w:p>
         </w:tc>
+        <w:tc>
+          <w:tcPr>
+            <w:tcW w:w="1181" w:type="dxa"/>
+          </w:tcPr>
+          <w:p>
+            <w:r>
+              <w:t>Pass</w:t>
+            </w:r>
+          </w:p>
+        </w:tc>
       </w:tr>
       <w:tr>
         <w:tc>
@@ -623,6 +727,16 @@
             </w:r>
           </w:p>
         </w:tc>
+        <w:tc>
+          <w:tcPr>
+            <w:tcW w:w="1181" w:type="dxa"/>
+          </w:tcPr>
+          <w:p>
+            <w:r>
+              <w:t>Pass</w:t>
+            </w:r>
+          </w:p>
+        </w:tc>
       </w:tr>
       <w:tr>
         <w:tc>
@@ -655,6 +769,16 @@
             </w:r>
           </w:p>
         </w:tc>
+        <w:tc>
+          <w:tcPr>
+            <w:tcW w:w="1181" w:type="dxa"/>
+          </w:tcPr>
+          <w:p>
+            <w:r>
+              <w:t>Pass</w:t>
+            </w:r>
+          </w:p>
+        </w:tc>
       </w:tr>
       <w:tr>
         <w:tc>
@@ -703,6 +827,16 @@
             </w:r>
           </w:p>
         </w:tc>
+        <w:tc>
+          <w:tcPr>
+            <w:tcW w:w="1181" w:type="dxa"/>
+          </w:tcPr>
+          <w:p>
+            <w:r>
+              <w:t>Pass</w:t>
+            </w:r>
+          </w:p>
+        </w:tc>
       </w:tr>
       <w:tr>
         <w:tc>
@@ -735,6 +869,16 @@
             </w:r>
           </w:p>
         </w:tc>
+        <w:tc>
+          <w:tcPr>
+            <w:tcW w:w="1181" w:type="dxa"/>
+          </w:tcPr>
+          <w:p>
+            <w:r>
+              <w:t>Pass</w:t>
+            </w:r>
+          </w:p>
+        </w:tc>
       </w:tr>
       <w:tr>
         <w:tc>
@@ -775,6 +919,16 @@
             </w:r>
           </w:p>
         </w:tc>
+        <w:tc>
+          <w:tcPr>
+            <w:tcW w:w="1181" w:type="dxa"/>
+          </w:tcPr>
+          <w:p>
+            <w:r>
+              <w:t>Pass</w:t>
+            </w:r>
+          </w:p>
+        </w:tc>
       </w:tr>
       <w:tr>
         <w:tc>
@@ -794,6 +948,61 @@
           <w:p>
             <w:r>
               <w:t>Test filenames containing Unicode, spaces, and long names.</w:t>
+            </w:r>
+          </w:p>
+        </w:tc>
+        <w:tc>
+          <w:tcPr>
+            <w:tcW w:w="1181" w:type="dxa"/>
+          </w:tcPr>
+          <w:p>
+            <w:r>
+              <w:t>Pass</w:t>
+            </w:r>
+          </w:p>
+        </w:tc>
+        <w:tc>
+          <w:tcPr>
+            <w:tcW w:w="1181" w:type="dxa"/>
+          </w:tcPr>
+          <w:p>
+            <w:r>
+              <w:t>Pass</w:t>
+            </w:r>
+          </w:p>
+        </w:tc>
+      </w:tr>
+      <w:tr>
+        <w:tc>
+          <w:tcPr>
+            <w:tcW w:w="1104" w:type="dxa"/>
+          </w:tcPr>
+          <w:p>
+            <w:r>
+              <w:t>15</w:t>
+            </w:r>
+          </w:p>
+        </w:tc>
+        <w:tc>
+          <w:tcPr>
+            <w:tcW w:w="5090" w:type="dxa"/>
+          </w:tcPr>
+          <w:p>
+            <w:r>
+              <w:t xml:space="preserve">No console error occur when </w:t>
+            </w:r>
+            <w:r>
+              <w:t>Cancelling repeatedly in quick succession.</w:t>
+            </w:r>
+          </w:p>
+        </w:tc>
+        <w:tc>
+          <w:tcPr>
+            <w:tcW w:w="1181" w:type="dxa"/>
+          </w:tcPr>
+          <w:p>
+            <w:r>
+              <w:t>Pass</w:t>
             </w:r>
           </w:p>
         </w:tc>
@@ -810,6 +1019,377 @@
       </w:tr>
     </w:tbl>
     <w:p/>
+    <w:p>
+      <w:pPr>
+        <w:rPr>
+          <w:b/>
+          <w:bCs/>
+        </w:rPr>
+      </w:pPr>
+      <w:r>
+        <w:rPr>
+          <w:b/>
+          <w:bCs/>
+        </w:rPr>
+        <w:t>Errors:</w:t>
+      </w:r>
+    </w:p>
+    <w:tbl>
+      <w:tblPr>
+        <w:tblStyle w:val="TableGrid"/>
+        <w:tblW w:w="0" w:type="auto"/>
+        <w:tblLook w:val="04A0" w:firstRow="1" w:lastRow="0" w:firstColumn="1" w:lastColumn="0" w:noHBand="0" w:noVBand="1"/>
+      </w:tblPr>
+      <w:tblGrid>
+        <w:gridCol w:w="9350"/>
+      </w:tblGrid>
+      <w:tr>
+        <w:tc>
+          <w:tcPr>
+            <w:tcW w:w="9350" w:type="dxa"/>
+          </w:tcPr>
+          <w:p>
+            <w:r>
+              <w:t>[{</w:t>
+            </w:r>
+          </w:p>
+          <w:p>
+            <w:r>
+              <w:tab/>
+              <w:t>"resource": "/d:/InputFileOnChangeBehavior/Samples/InputFileOnChange/InputFileOnChange.slnx",</w:t>
+            </w:r>
+          </w:p>
+          <w:p>
+            <w:r>
+              <w:tab/>
+              <w:t>"owner": "</w:t>
+            </w:r>
+            <w:proofErr w:type="spellStart"/>
+            <w:r>
+              <w:t>csharp</w:t>
+            </w:r>
+            <w:proofErr w:type="spellEnd"/>
+            <w:r>
+              <w:t>-dev-tools",</w:t>
+            </w:r>
+          </w:p>
+          <w:p>
+            <w:r>
+              <w:tab/>
+              <w:t>"code": "NU0000",</w:t>
+            </w:r>
+          </w:p>
+          <w:p>
+            <w:r>
+              <w:tab/>
+              <w:t>"severity": 8,</w:t>
+            </w:r>
+          </w:p>
+          <w:p>
+            <w:r>
+              <w:tab/>
+              <w:t xml:space="preserve">"message": "Failed to restore </w:t>
+            </w:r>
+            <w:proofErr w:type="spellStart"/>
+            <w:r>
+              <w:t>InputFileOnChange</w:t>
+            </w:r>
+            <w:proofErr w:type="spellEnd"/>
+            <w:r>
+              <w:t>:\</w:t>
+            </w:r>
+            <w:proofErr w:type="spellStart"/>
+            <w:r>
+              <w:t>nMSBuild</w:t>
+            </w:r>
+            <w:proofErr w:type="spellEnd"/>
+            <w:r>
+              <w:t xml:space="preserve"> server unavailable: could not connect to the server within the timeout window; the server may have failed to start. Falling back to an in-process build.",</w:t>
+            </w:r>
+          </w:p>
+          <w:p>
+            <w:r>
+              <w:tab/>
+              <w:t>"source": "</w:t>
+            </w:r>
+            <w:proofErr w:type="spellStart"/>
+            <w:r>
+              <w:t>InputFileOnChange</w:t>
+            </w:r>
+            <w:proofErr w:type="spellEnd"/>
+            <w:r>
+              <w:t>",</w:t>
+            </w:r>
+          </w:p>
+          <w:p>
+            <w:r>
+              <w:tab/>
+              <w:t>"</w:t>
+            </w:r>
+            <w:proofErr w:type="spellStart"/>
+            <w:r>
+              <w:t>startLineNumber</w:t>
+            </w:r>
+            <w:proofErr w:type="spellEnd"/>
+            <w:r>
+              <w:t>": 1,</w:t>
+            </w:r>
+          </w:p>
+          <w:p>
+            <w:r>
+              <w:tab/>
+              <w:t>"</w:t>
+            </w:r>
+            <w:proofErr w:type="spellStart"/>
+            <w:r>
+              <w:t>startColumn</w:t>
+            </w:r>
+            <w:proofErr w:type="spellEnd"/>
+            <w:r>
+              <w:t>": 1,</w:t>
+            </w:r>
+          </w:p>
+          <w:p>
+            <w:r>
+              <w:tab/>
+              <w:t>"</w:t>
+            </w:r>
+            <w:proofErr w:type="spellStart"/>
+            <w:r>
+              <w:t>endLineNumber</w:t>
+            </w:r>
+            <w:proofErr w:type="spellEnd"/>
+            <w:r>
+              <w:t>": 1,</w:t>
+            </w:r>
+          </w:p>
+          <w:p>
+            <w:r>
+              <w:tab/>
+              <w:t>"</w:t>
+            </w:r>
+            <w:proofErr w:type="spellStart"/>
+            <w:r>
+              <w:t>endColumn</w:t>
+            </w:r>
+            <w:proofErr w:type="spellEnd"/>
+            <w:r>
+              <w:t>": 1,</w:t>
+            </w:r>
+          </w:p>
+          <w:p>
+            <w:r>
+              <w:tab/>
+              <w:t>"origin": "extHost1"</w:t>
+            </w:r>
+          </w:p>
+          <w:p>
+            <w:r>
+              <w:t>}]</w:t>
+            </w:r>
+          </w:p>
+        </w:tc>
+      </w:tr>
+    </w:tbl>
+    <w:p/>
+    <w:p>
+      <w:r>
+        <w:rPr>
+          <w:noProof/>
+        </w:rPr>
+        <w:lastRenderedPageBreak/>
+        <w:drawing>
+          <wp:inline distT="0" distB="0" distL="0" distR="0" wp14:anchorId="6E0D41A1" wp14:editId="1E04DA50">
+            <wp:extent cx="5943600" cy="3579495"/>
+            <wp:effectExtent l="0" t="0" r="0" b="1905"/>
+            <wp:docPr id="1741157119" name="Picture 1"/>
+            <wp:cNvGraphicFramePr>
+              <a:graphicFrameLocks xmlns:a="http://schemas.openxmlformats.org/drawingml/2006/main" noChangeAspect="1"/>
+            </wp:cNvGraphicFramePr>
+            <a:graphic xmlns:a="http://schemas.openxmlformats.org/drawingml/2006/main">
+              <a:graphicData uri="http://schemas.openxmlformats.org/drawingml/2006/picture">
+                <pic:pic xmlns:pic="http://schemas.openxmlformats.org/drawingml/2006/picture">
+                  <pic:nvPicPr>
+                    <pic:cNvPr id="1741157119" name=""/>
+                    <pic:cNvPicPr/>
+                  </pic:nvPicPr>
+                  <pic:blipFill>
+                    <a:blip r:embed="rId7"/>
+                    <a:stretch>
+                      <a:fillRect/>
+                    </a:stretch>
+                  </pic:blipFill>
+                  <pic:spPr>
+                    <a:xfrm>
+                      <a:off x="0" y="0"/>
+                      <a:ext cx="5943600" cy="3579495"/>
+                    </a:xfrm>
+                    <a:prstGeom prst="rect">
+                      <a:avLst/>
+                    </a:prstGeom>
+                  </pic:spPr>
+                </pic:pic>
+              </a:graphicData>
+            </a:graphic>
+          </wp:inline>
+        </w:drawing>
+      </w:r>
+    </w:p>
+    <w:p>
+      <w:pPr>
+        <w:rPr>
+          <w:b/>
+          <w:bCs/>
+        </w:rPr>
+      </w:pPr>
+    </w:p>
+    <w:p>
+      <w:pPr>
+        <w:rPr>
+          <w:b/>
+          <w:bCs/>
+        </w:rPr>
+      </w:pPr>
+      <w:r>
+        <w:rPr>
+          <w:b/>
+          <w:bCs/>
+        </w:rPr>
+        <w:t>Warning:</w:t>
+      </w:r>
+    </w:p>
+    <w:tbl>
+      <w:tblPr>
+        <w:tblStyle w:val="TableGrid"/>
+        <w:tblW w:w="0" w:type="auto"/>
+        <w:tblLook w:val="04A0" w:firstRow="1" w:lastRow="0" w:firstColumn="1" w:lastColumn="0" w:noHBand="0" w:noVBand="1"/>
+      </w:tblPr>
+      <w:tblGrid>
+        <w:gridCol w:w="9350"/>
+      </w:tblGrid>
+      <w:tr>
+        <w:tc>
+          <w:tcPr>
+            <w:tcW w:w="9350" w:type="dxa"/>
+          </w:tcPr>
+          <w:p>
+            <w:pPr>
+              <w:rPr>
+                <w:rFonts w:ascii="Calibri" w:hAnsi="Calibri" w:cs="Calibri"/>
+                <w:sz w:val="22"/>
+                <w:szCs w:val="22"/>
+              </w:rPr>
+            </w:pPr>
+            <w:proofErr w:type="spellStart"/>
+            <w:r>
+              <w:rPr>
+                <w:rFonts w:ascii="Calibri" w:hAnsi="Calibri" w:cs="Calibri"/>
+                <w:sz w:val="22"/>
+                <w:szCs w:val="22"/>
+              </w:rPr>
+              <w:t>Microsoft.AspNetCore.HttpsPolicy.HttpsRedirectionMiddleware</w:t>
+            </w:r>
+            <w:proofErr w:type="spellEnd"/>
+            <w:r>
+              <w:rPr>
+                <w:rFonts w:ascii="Calibri" w:hAnsi="Calibri" w:cs="Calibri"/>
+                <w:sz w:val="22"/>
+                <w:szCs w:val="22"/>
+              </w:rPr>
+              <w:t>[3]</w:t>
+            </w:r>
+          </w:p>
+          <w:p>
+            <w:pPr>
+              <w:rPr>
+                <w:b/>
+                <w:bCs/>
+              </w:rPr>
+            </w:pPr>
+            <w:r>
+              <w:rPr>
+                <w:rFonts w:ascii="Calibri" w:hAnsi="Calibri" w:cs="Calibri"/>
+                <w:sz w:val="22"/>
+                <w:szCs w:val="22"/>
+              </w:rPr>
+              <w:t xml:space="preserve">      Failed to determine the https port for redirect.</w:t>
+            </w:r>
+          </w:p>
+        </w:tc>
+      </w:tr>
+    </w:tbl>
+    <w:p>
+      <w:pPr>
+        <w:rPr>
+          <w:b/>
+          <w:bCs/>
+        </w:rPr>
+      </w:pPr>
+    </w:p>
+    <w:p>
+      <w:pPr>
+        <w:rPr>
+          <w:b/>
+          <w:bCs/>
+        </w:rPr>
+      </w:pPr>
+      <w:r>
+        <w:rPr>
+          <w:b/>
+          <w:bCs/>
+          <w:noProof/>
+        </w:rPr>
+        <w:lastRenderedPageBreak/>
+        <w:drawing>
+          <wp:inline distT="0" distB="0" distL="0" distR="0" wp14:anchorId="78D1A52D" wp14:editId="1F09B8C8">
+            <wp:extent cx="5943600" cy="3767455"/>
+            <wp:effectExtent l="0" t="0" r="0" b="4445"/>
+            <wp:docPr id="558518497" name="Picture 1"/>
+            <wp:cNvGraphicFramePr>
+              <a:graphicFrameLocks xmlns:a="http://schemas.openxmlformats.org/drawingml/2006/main" noChangeAspect="1"/>
+            </wp:cNvGraphicFramePr>
+            <a:graphic xmlns:a="http://schemas.openxmlformats.org/drawingml/2006/main">
+              <a:graphicData uri="http://schemas.openxmlformats.org/drawingml/2006/picture">
+                <pic:pic xmlns:pic="http://schemas.openxmlformats.org/drawingml/2006/picture">
+                  <pic:nvPicPr>
+                    <pic:cNvPr id="0" name="Picture 1"/>
+                    <pic:cNvPicPr>
+                      <a:picLocks noChangeAspect="1" noChangeArrowheads="1"/>
+                    </pic:cNvPicPr>
+                  </pic:nvPicPr>
+                  <pic:blipFill>
+                    <a:blip r:embed="rId8" cstate="print">
+                      <a:extLst>
+                        <a:ext uri="{28A0092B-C50C-407E-A947-70E740481C1C}">
+                          <a14:useLocalDpi xmlns:a14="http://schemas.microsoft.com/office/drawing/2010/main" val="0"/>
+                        </a:ext>
+                      </a:extLst>
+                    </a:blip>
+                    <a:srcRect/>
+                    <a:stretch>
+                      <a:fillRect/>
+                    </a:stretch>
+                  </pic:blipFill>
+                  <pic:spPr bwMode="auto">
+                    <a:xfrm>
+                      <a:off x="0" y="0"/>
+                      <a:ext cx="5943600" cy="3767455"/>
+                    </a:xfrm>
+                    <a:prstGeom prst="rect">
+                      <a:avLst/>
+                    </a:prstGeom>
+                    <a:noFill/>
+                    <a:ln>
+                      <a:noFill/>
+                    </a:ln>
+                  </pic:spPr>
+                </pic:pic>
+              </a:graphicData>
+            </a:graphic>
+          </wp:inline>
+        </w:drawing>
+      </w:r>
+    </w:p>
     <w:p>
       <w:r>
         <w:rPr>
@@ -821,7 +1401,7 @@
       <w:r>
         <w:t xml:space="preserve"> </w:t>
       </w:r>
-      <w:hyperlink r:id="rId7" w:history="1">
+      <w:hyperlink r:id="rId9" w:history="1">
         <w:proofErr w:type="spellStart"/>
         <w:r>
           <w:rPr>
@@ -963,10 +1543,147 @@
         </w:numPr>
       </w:pPr>
       <w:r>
-        <w:t>Platform: Windows, Android (Pixel 7 API 37)</w:t>
+        <w:t>Platform: Windows, Android (Pixel 7 API 3</w:t>
+      </w:r>
+      <w:r>
+        <w:t>6</w:t>
+      </w:r>
+      <w:r>
+        <w:t>)</w:t>
       </w:r>
     </w:p>
-    <w:p/>
+    <w:p>
+      <w:pPr>
+        <w:rPr>
+          <w:b/>
+          <w:bCs/>
+        </w:rPr>
+      </w:pPr>
+      <w:r>
+        <w:rPr>
+          <w:b/>
+          <w:bCs/>
+        </w:rPr>
+        <w:t xml:space="preserve">Run time version: </w:t>
+      </w:r>
+    </w:p>
+    <w:p>
+      <w:r>
+        <w:rPr>
+          <w:b/>
+          <w:bCs/>
+        </w:rPr>
+        <w:t>Windows:</w:t>
+      </w:r>
+      <w:r>
+        <w:t xml:space="preserve"> Microsoft edge Webview2 152.0.4191.53</w:t>
+      </w:r>
+    </w:p>
+    <w:p>
+      <w:r>
+        <w:rPr>
+          <w:noProof/>
+        </w:rPr>
+        <w:drawing>
+          <wp:inline distT="0" distB="0" distL="0" distR="0" wp14:anchorId="476AD3A0" wp14:editId="191208C3">
+            <wp:extent cx="4595441" cy="2406715"/>
+            <wp:effectExtent l="0" t="0" r="0" b="0"/>
+            <wp:docPr id="1524115353" name="Picture 1"/>
+            <wp:cNvGraphicFramePr>
+              <a:graphicFrameLocks xmlns:a="http://schemas.openxmlformats.org/drawingml/2006/main" noChangeAspect="1"/>
+            </wp:cNvGraphicFramePr>
+            <a:graphic xmlns:a="http://schemas.openxmlformats.org/drawingml/2006/main">
+              <a:graphicData uri="http://schemas.openxmlformats.org/drawingml/2006/picture">
+                <pic:pic xmlns:pic="http://schemas.openxmlformats.org/drawingml/2006/picture">
+                  <pic:nvPicPr>
+                    <pic:cNvPr id="1524115353" name=""/>
+                    <pic:cNvPicPr/>
+                  </pic:nvPicPr>
+                  <pic:blipFill>
+                    <a:blip r:embed="rId10"/>
+                    <a:stretch>
+                      <a:fillRect/>
+                    </a:stretch>
+                  </pic:blipFill>
+                  <pic:spPr>
+                    <a:xfrm>
+                      <a:off x="0" y="0"/>
+                      <a:ext cx="4604982" cy="2411712"/>
+                    </a:xfrm>
+                    <a:prstGeom prst="rect">
+                      <a:avLst/>
+                    </a:prstGeom>
+                  </pic:spPr>
+                </pic:pic>
+              </a:graphicData>
+            </a:graphic>
+          </wp:inline>
+        </w:drawing>
+      </w:r>
+    </w:p>
+    <w:p>
+      <w:r>
+        <w:rPr>
+          <w:b/>
+          <w:bCs/>
+        </w:rPr>
+        <w:t xml:space="preserve">Android: </w:t>
+      </w:r>
+      <w:r>
+        <w:t xml:space="preserve">Android </w:t>
+      </w:r>
+      <w:proofErr w:type="spellStart"/>
+      <w:r>
+        <w:t>webkit</w:t>
+      </w:r>
+      <w:proofErr w:type="spellEnd"/>
+      <w:r>
+        <w:t xml:space="preserve"> version 133.0.6943.137 </w:t>
+      </w:r>
+    </w:p>
+    <w:p>
+      <w:r>
+        <w:rPr>
+          <w:noProof/>
+        </w:rPr>
+        <w:lastRenderedPageBreak/>
+        <w:drawing>
+          <wp:inline distT="0" distB="0" distL="0" distR="0" wp14:anchorId="3E514DB9" wp14:editId="6626A3AB">
+            <wp:extent cx="2484961" cy="5330243"/>
+            <wp:effectExtent l="0" t="0" r="0" b="3810"/>
+            <wp:docPr id="372433387" name="Picture 1"/>
+            <wp:cNvGraphicFramePr>
+              <a:graphicFrameLocks xmlns:a="http://schemas.openxmlformats.org/drawingml/2006/main" noChangeAspect="1"/>
+            </wp:cNvGraphicFramePr>
+            <a:graphic xmlns:a="http://schemas.openxmlformats.org/drawingml/2006/main">
+              <a:graphicData uri="http://schemas.openxmlformats.org/drawingml/2006/picture">
+                <pic:pic xmlns:pic="http://schemas.openxmlformats.org/drawingml/2006/picture">
+                  <pic:nvPicPr>
+                    <pic:cNvPr id="372433387" name=""/>
+                    <pic:cNvPicPr/>
+                  </pic:nvPicPr>
+                  <pic:blipFill>
+                    <a:blip r:embed="rId11"/>
+                    <a:stretch>
+                      <a:fillRect/>
+                    </a:stretch>
+                  </pic:blipFill>
+                  <pic:spPr>
+                    <a:xfrm>
+                      <a:off x="0" y="0"/>
+                      <a:ext cx="2490871" cy="5342921"/>
+                    </a:xfrm>
+                    <a:prstGeom prst="rect">
+                      <a:avLst/>
+                    </a:prstGeom>
+                  </pic:spPr>
+                </pic:pic>
+              </a:graphicData>
+            </a:graphic>
+          </wp:inline>
+        </w:drawing>
+      </w:r>
+    </w:p>
     <w:tbl>
       <w:tblPr>
         <w:tblStyle w:val="TableGrid"/>
@@ -977,7 +1694,7 @@
         <w:gridCol w:w="1114"/>
         <w:gridCol w:w="5143"/>
         <w:gridCol w:w="1173"/>
-        <w:gridCol w:w="1027"/>
+        <w:gridCol w:w="1116"/>
       </w:tblGrid>
       <w:tr>
         <w:tc>
@@ -1091,7 +1808,11 @@
               <w:t xml:space="preserve">escape </w:t>
             </w:r>
             <w:r>
-              <w:t>button. Reopening the picker clears the current selection, so at that point nothing is selected. This is the case that used to leave the page showing a stale file.</w:t>
+              <w:t xml:space="preserve">button. Reopening the picker clears the current selection, so at that point </w:t>
+            </w:r>
+            <w:r>
+              <w:lastRenderedPageBreak/>
+              <w:t>nothing is selected. This is the case that used to leave the page showing a stale file.</w:t>
             </w:r>
           </w:p>
         </w:tc>
@@ -1101,6 +1822,7 @@
           </w:tcPr>
           <w:p>
             <w:r>
+              <w:lastRenderedPageBreak/>
               <w:t>Pass</w:t>
             </w:r>
           </w:p>
@@ -1369,11 +2091,7 @@
               <w:t>windows close</w:t>
             </w:r>
             <w:r>
-              <w:t xml:space="preserve"> button. Reopening the </w:t>
-            </w:r>
-            <w:r>
-              <w:lastRenderedPageBreak/>
-              <w:t>picker clears the current selection, so at that point nothing is selected. This is the case that used to leave the page showing a stale file.</w:t>
+              <w:t xml:space="preserve"> button. Reopening the picker clears the current selection, so at that point nothing is selected. This is the case that used to leave the page showing a stale file.</w:t>
             </w:r>
           </w:p>
         </w:tc>
@@ -1383,7 +2101,6 @@
           </w:tcPr>
           <w:p>
             <w:r>
-              <w:lastRenderedPageBreak/>
               <w:t>pass</w:t>
             </w:r>
           </w:p>
@@ -1528,6 +2245,9 @@
             <w:r>
               <w:t>Pass</w:t>
             </w:r>
+            <w:r>
+              <w:t xml:space="preserve"> </w:t>
+            </w:r>
           </w:p>
         </w:tc>
         <w:tc>
@@ -1536,7 +2256,10 @@
           </w:tcPr>
           <w:p>
             <w:r>
-              <w:t>Fail</w:t>
+              <w:t>Failure</w:t>
+            </w:r>
+            <w:r>
+              <w:t xml:space="preserve"> due to android specific platform behavior</w:t>
             </w:r>
           </w:p>
         </w:tc>
@@ -1651,7 +2374,7 @@
       </w:r>
     </w:p>
     <w:p>
-      <w:hyperlink r:id="rId8" w:history="1">
+      <w:hyperlink r:id="rId12" w:history="1">
         <w:proofErr w:type="spellStart"/>
         <w:r>
           <w:rPr>
@@ -1706,6 +2429,27 @@
     </w:p>
     <w:p>
       <w:r>
+        <w:t xml:space="preserve">When running hybrid embedded </w:t>
+      </w:r>
+      <w:proofErr w:type="spellStart"/>
+      <w:r>
+        <w:t>webview</w:t>
+      </w:r>
+      <w:proofErr w:type="spellEnd"/>
+      <w:r>
+        <w:t xml:space="preserve">, issue not reproduced. But issue report expected  case mentioned that issue reproduces on hybrid embedded </w:t>
+      </w:r>
+      <w:proofErr w:type="spellStart"/>
+      <w:r>
+        <w:t>webview</w:t>
+      </w:r>
+      <w:proofErr w:type="spellEnd"/>
+      <w:r>
+        <w:t>.</w:t>
+      </w:r>
+    </w:p>
+    <w:p>
+      <w:r>
         <w:rPr>
           <w:b/>
           <w:bCs/>
@@ -1713,23 +2457,28 @@
         <w:t>Problem:</w:t>
       </w:r>
       <w:r>
-        <w:t xml:space="preserve"> One issue found </w:t>
-      </w:r>
-      <w:proofErr w:type="gramStart"/>
-      <w:r>
-        <w:t>that</w:t>
-      </w:r>
-      <w:proofErr w:type="gramEnd"/>
-      <w:r>
-        <w:t xml:space="preserve"> when </w:t>
+        <w:t xml:space="preserve"> One issue found that when </w:t>
       </w:r>
       <w:r>
         <w:t>selecting</w:t>
       </w:r>
       <w:r>
-        <w:t xml:space="preserve"> the unsupported file, file is not chosen on android platform. But file is shown in window. </w:t>
-      </w:r>
-      <w:hyperlink r:id="rId9" w:history="1">
+        <w:t xml:space="preserve"> the unsupported file, file is not chosen on android platform. But file is shown in</w:t>
+      </w:r>
+      <w:r>
+        <w:t xml:space="preserve"> open</w:t>
+      </w:r>
+      <w:r>
+        <w:t xml:space="preserve"> window. </w:t>
+      </w:r>
+      <w:r>
+        <w:t xml:space="preserve">This is android specific platform </w:t>
+      </w:r>
+      <w:r>
+        <w:lastRenderedPageBreak/>
+        <w:t xml:space="preserve">behavior. </w:t>
+      </w:r>
+      <w:hyperlink r:id="rId13" w:history="1">
         <w:r>
           <w:rPr>
             <w:rStyle w:val="Hyperlink"/>
@@ -1759,6 +2508,9 @@
         </w:r>
         <w:proofErr w:type="spellEnd"/>
       </w:hyperlink>
+      <w:r>
+        <w:t xml:space="preserve"> </w:t>
+      </w:r>
     </w:p>
     <w:p>
       <w:r>
@@ -1770,6 +2522,83 @@
       </w:r>
       <w:r>
         <w:t xml:space="preserve"> None.</w:t>
+      </w:r>
+    </w:p>
+    <w:p>
+      <w:r>
+        <w:rPr>
+          <w:b/>
+          <w:bCs/>
+        </w:rPr>
+        <w:t>Warnings</w:t>
+      </w:r>
+      <w:r>
+        <w:t>:</w:t>
+      </w:r>
+      <w:r>
+        <w:t xml:space="preserve"> Faced the </w:t>
+      </w:r>
+      <w:r>
+        <w:t>warnings below</w:t>
+      </w:r>
+      <w:r>
+        <w:t xml:space="preserve"> when running the hybrid </w:t>
+      </w:r>
+      <w:proofErr w:type="spellStart"/>
+      <w:r>
+        <w:t>maui</w:t>
+      </w:r>
+      <w:proofErr w:type="spellEnd"/>
+      <w:r>
+        <w:t xml:space="preserve"> android platform</w:t>
+      </w:r>
+      <w:r>
+        <w:t xml:space="preserve"> sample.</w:t>
+      </w:r>
+    </w:p>
+    <w:p>
+      <w:pPr>
+        <w:pStyle w:val="ListParagraph"/>
+        <w:numPr>
+          <w:ilvl w:val="0"/>
+          <w:numId w:val="10"/>
+        </w:numPr>
+      </w:pPr>
+      <w:r>
+        <w:t>The '</w:t>
+      </w:r>
+      <w:proofErr w:type="spellStart"/>
+      <w:r>
+        <w:t>AndroidFastDeploymentType</w:t>
+      </w:r>
+      <w:proofErr w:type="spellEnd"/>
+      <w:r>
+        <w:t xml:space="preserve">' </w:t>
+      </w:r>
+      <w:proofErr w:type="spellStart"/>
+      <w:r>
+        <w:t>MSBuild</w:t>
+      </w:r>
+      <w:proofErr w:type="spellEnd"/>
+      <w:r>
+        <w:t xml:space="preserve"> property is deprecated and will be removed in .NET 9. See https://aka.ms/net-android-deprecations for more details.</w:t>
+      </w:r>
+    </w:p>
+    <w:p>
+      <w:pPr>
+        <w:pStyle w:val="ListParagraph"/>
+        <w:numPr>
+          <w:ilvl w:val="0"/>
+          <w:numId w:val="10"/>
+        </w:numPr>
+      </w:pPr>
+      <w:proofErr w:type="spellStart"/>
+      <w:r>
+        <w:t>VsDbgRemoteCoreClrTarget</w:t>
+      </w:r>
+      <w:proofErr w:type="spellEnd"/>
+      <w:r>
+        <w:t xml:space="preserve"> .so not found at C:\Program Files\Microsoft Visual Studio\18\Professional\Common7\Packages\Debugger\VsDbgRemoteCoreClrTarget\\libvsdbgremotecoreclrtarget.so</w:t>
       </w:r>
     </w:p>
     <w:p/>
@@ -2680,6 +3509,119 @@
     </w:lvl>
   </w:abstractNum>
   <w:abstractNum w:abstractNumId="6" w15:restartNumberingAfterBreak="0">
+    <w:nsid w:val="52280A69"/>
+    <w:multiLevelType w:val="hybridMultilevel"/>
+    <w:tmpl w:val="1BCEF06A"/>
+    <w:lvl w:ilvl="0" w:tplc="04090001">
+      <w:start w:val="1"/>
+      <w:numFmt w:val="bullet"/>
+      <w:lvlText w:val=""/>
+      <w:lvlJc w:val="left"/>
+      <w:pPr>
+        <w:ind w:left="720" w:hanging="360"/>
+      </w:pPr>
+      <w:rPr>
+        <w:rFonts w:ascii="Symbol" w:hAnsi="Symbol" w:hint="default"/>
+      </w:rPr>
+    </w:lvl>
+    <w:lvl w:ilvl="1" w:tplc="04090003" w:tentative="1">
+      <w:start w:val="1"/>
+      <w:numFmt w:val="bullet"/>
+      <w:lvlText w:val="o"/>
+      <w:lvlJc w:val="left"/>
+      <w:pPr>
+        <w:ind w:left="1440" w:hanging="360"/>
+      </w:pPr>
+      <w:rPr>
+        <w:rFonts w:ascii="Courier New" w:hAnsi="Courier New" w:cs="Courier New" w:hint="default"/>
+      </w:rPr>
+    </w:lvl>
+    <w:lvl w:ilvl="2" w:tplc="04090005" w:tentative="1">
+      <w:start w:val="1"/>
+      <w:numFmt w:val="bullet"/>
+      <w:lvlText w:val=""/>
+      <w:lvlJc w:val="left"/>
+      <w:pPr>
+        <w:ind w:left="2160" w:hanging="360"/>
+      </w:pPr>
+      <w:rPr>
+        <w:rFonts w:ascii="Wingdings" w:hAnsi="Wingdings" w:hint="default"/>
+      </w:rPr>
+    </w:lvl>
+    <w:lvl w:ilvl="3" w:tplc="04090001" w:tentative="1">
+      <w:start w:val="1"/>
+      <w:numFmt w:val="bullet"/>
+      <w:lvlText w:val=""/>
+      <w:lvlJc w:val="left"/>
+      <w:pPr>
+        <w:ind w:left="2880" w:hanging="360"/>
+      </w:pPr>
+      <w:rPr>
+        <w:rFonts w:ascii="Symbol" w:hAnsi="Symbol" w:hint="default"/>
+      </w:rPr>
+    </w:lvl>
+    <w:lvl w:ilvl="4" w:tplc="04090003" w:tentative="1">
+      <w:start w:val="1"/>
+      <w:numFmt w:val="bullet"/>
+      <w:lvlText w:val="o"/>
+      <w:lvlJc w:val="left"/>
+      <w:pPr>
+        <w:ind w:left="3600" w:hanging="360"/>
+      </w:pPr>
+      <w:rPr>
+        <w:rFonts w:ascii="Courier New" w:hAnsi="Courier New" w:cs="Courier New" w:hint="default"/>
+      </w:rPr>
+    </w:lvl>
+    <w:lvl w:ilvl="5" w:tplc="04090005" w:tentative="1">
+      <w:start w:val="1"/>
+      <w:numFmt w:val="bullet"/>
+      <w:lvlText w:val=""/>
+      <w:lvlJc w:val="left"/>
+      <w:pPr>
+        <w:ind w:left="4320" w:hanging="360"/>
+      </w:pPr>
+      <w:rPr>
+        <w:rFonts w:ascii="Wingdings" w:hAnsi="Wingdings" w:hint="default"/>
+      </w:rPr>
+    </w:lvl>
+    <w:lvl w:ilvl="6" w:tplc="04090001" w:tentative="1">
+      <w:start w:val="1"/>
+      <w:numFmt w:val="bullet"/>
+      <w:lvlText w:val=""/>
+      <w:lvlJc w:val="left"/>
+      <w:pPr>
+        <w:ind w:left="5040" w:hanging="360"/>
+      </w:pPr>
+      <w:rPr>
+        <w:rFonts w:ascii="Symbol" w:hAnsi="Symbol" w:hint="default"/>
+      </w:rPr>
+    </w:lvl>
+    <w:lvl w:ilvl="7" w:tplc="04090003" w:tentative="1">
+      <w:start w:val="1"/>
+      <w:numFmt w:val="bullet"/>
+      <w:lvlText w:val="o"/>
+      <w:lvlJc w:val="left"/>
+      <w:pPr>
+        <w:ind w:left="5760" w:hanging="360"/>
+      </w:pPr>
+      <w:rPr>
+        <w:rFonts w:ascii="Courier New" w:hAnsi="Courier New" w:cs="Courier New" w:hint="default"/>
+      </w:rPr>
+    </w:lvl>
+    <w:lvl w:ilvl="8" w:tplc="04090005" w:tentative="1">
+      <w:start w:val="1"/>
+      <w:numFmt w:val="bullet"/>
+      <w:lvlText w:val=""/>
+      <w:lvlJc w:val="left"/>
+      <w:pPr>
+        <w:ind w:left="6480" w:hanging="360"/>
+      </w:pPr>
+      <w:rPr>
+        <w:rFonts w:ascii="Wingdings" w:hAnsi="Wingdings" w:hint="default"/>
+      </w:rPr>
+    </w:lvl>
+  </w:abstractNum>
+  <w:abstractNum w:abstractNumId="7" w15:restartNumberingAfterBreak="0">
     <w:nsid w:val="6BB4250E"/>
     <w:multiLevelType w:val="multilevel"/>
     <w:tmpl w:val="88D27D26"/>
@@ -2828,7 +3770,7 @@
       </w:rPr>
     </w:lvl>
   </w:abstractNum>
-  <w:abstractNum w:abstractNumId="7" w15:restartNumberingAfterBreak="0">
+  <w:abstractNum w:abstractNumId="8" w15:restartNumberingAfterBreak="0">
     <w:nsid w:val="6E5D31FC"/>
     <w:multiLevelType w:val="multilevel"/>
     <w:tmpl w:val="77E8A11A"/>
@@ -2977,7 +3919,7 @@
       </w:rPr>
     </w:lvl>
   </w:abstractNum>
-  <w:abstractNum w:abstractNumId="8" w15:restartNumberingAfterBreak="0">
+  <w:abstractNum w:abstractNumId="9" w15:restartNumberingAfterBreak="0">
     <w:nsid w:val="7CE6674E"/>
     <w:multiLevelType w:val="multilevel"/>
     <w:tmpl w:val="B1D0F674"/>
@@ -3127,7 +4069,7 @@
     </w:lvl>
   </w:abstractNum>
   <w:num w:numId="1" w16cid:durableId="1632859341">
-    <w:abstractNumId w:val="6"/>
+    <w:abstractNumId w:val="7"/>
   </w:num>
   <w:num w:numId="2" w16cid:durableId="66192906">
     <w:abstractNumId w:val="3"/>
@@ -3136,7 +4078,7 @@
     <w:abstractNumId w:val="5"/>
   </w:num>
   <w:num w:numId="4" w16cid:durableId="1889218247">
-    <w:abstractNumId w:val="7"/>
+    <w:abstractNumId w:val="8"/>
   </w:num>
   <w:num w:numId="5" w16cid:durableId="751590091">
     <w:abstractNumId w:val="0"/>
@@ -3151,7 +4093,10 @@
     <w:abstractNumId w:val="2"/>
   </w:num>
   <w:num w:numId="9" w16cid:durableId="1126199446">
-    <w:abstractNumId w:val="8"/>
+    <w:abstractNumId w:val="9"/>
+  </w:num>
+  <w:num w:numId="10" w16cid:durableId="986009516">
+    <w:abstractNumId w:val="6"/>
   </w:num>
 </w:numbering>
 </file>
@@ -3760,6 +4705,7 @@
   <w:style w:type="character" w:default="1" w:styleId="DefaultParagraphFont">
     <w:name w:val="Default Paragraph Font"/>
     <w:uiPriority w:val="1"/>
+    <w:semiHidden/>
     <w:unhideWhenUsed/>
   </w:style>
   <w:style w:type="table" w:default="1" w:styleId="TableNormal">

--- a/Evidence/InputFileOnChangeValidationReport.docx
+++ b/Evidence/InputFileOnChangeValidationReport.docx
@@ -989,10 +989,23 @@
           </w:tcPr>
           <w:p>
             <w:r>
-              <w:t xml:space="preserve">No console error occur when </w:t>
-            </w:r>
-            <w:r>
-              <w:t>Cancelling repeatedly in quick succession.</w:t>
+              <w:t xml:space="preserve">No console error </w:t>
+            </w:r>
+            <w:proofErr w:type="gramStart"/>
+            <w:r>
+              <w:t>occur</w:t>
+            </w:r>
+            <w:proofErr w:type="gramEnd"/>
+            <w:r>
+              <w:t xml:space="preserve"> when </w:t>
+            </w:r>
+            <w:proofErr w:type="gramStart"/>
+            <w:r>
+              <w:t>Cancelling</w:t>
+            </w:r>
+            <w:proofErr w:type="gramEnd"/>
+            <w:r>
+              <w:t xml:space="preserve"> repeatedly in quick succession.</w:t>
             </w:r>
           </w:p>
         </w:tc>
@@ -1281,6 +1294,7 @@
               </w:rPr>
             </w:pPr>
             <w:proofErr w:type="spellStart"/>
+            <w:proofErr w:type="gramStart"/>
             <w:r>
               <w:rPr>
                 <w:rFonts w:ascii="Calibri" w:hAnsi="Calibri" w:cs="Calibri"/>
@@ -1290,6 +1304,7 @@
               <w:t>Microsoft.AspNetCore.HttpsPolicy.HttpsRedirectionMiddleware</w:t>
             </w:r>
             <w:proofErr w:type="spellEnd"/>
+            <w:proofErr w:type="gramEnd"/>
             <w:r>
               <w:rPr>
                 <w:rFonts w:ascii="Calibri" w:hAnsi="Calibri" w:cs="Calibri"/>
@@ -1341,7 +1356,7 @@
         </w:rPr>
         <w:lastRenderedPageBreak/>
         <w:drawing>
-          <wp:inline distT="0" distB="0" distL="0" distR="0" wp14:anchorId="78D1A52D" wp14:editId="1F09B8C8">
+          <wp:inline distT="0" distB="0" distL="0" distR="0" wp14:anchorId="78D1A52D" wp14:editId="3719DF34">
             <wp:extent cx="5943600" cy="3767455"/>
             <wp:effectExtent l="0" t="0" r="0" b="4445"/>
             <wp:docPr id="558518497" name="Picture 1"/>
@@ -2437,7 +2452,15 @@
       </w:r>
       <w:proofErr w:type="spellEnd"/>
       <w:r>
-        <w:t xml:space="preserve">, issue not reproduced. But issue report expected  case mentioned that issue reproduces on hybrid embedded </w:t>
+        <w:t xml:space="preserve">, issue not reproduced. But issue report </w:t>
+      </w:r>
+      <w:proofErr w:type="gramStart"/>
+      <w:r>
+        <w:t>expected  case</w:t>
+      </w:r>
+      <w:proofErr w:type="gramEnd"/>
+      <w:r>
+        <w:t xml:space="preserve"> mentioned that issue reproduces on hybrid embedded </w:t>
       </w:r>
       <w:proofErr w:type="spellStart"/>
       <w:r>
@@ -2457,59 +2480,10 @@
         <w:t>Problem:</w:t>
       </w:r>
       <w:r>
-        <w:t xml:space="preserve"> One issue found that when </w:t>
-      </w:r>
-      <w:r>
-        <w:t>selecting</w:t>
-      </w:r>
-      <w:r>
-        <w:t xml:space="preserve"> the unsupported file, file is not chosen on android platform. But file is shown in</w:t>
-      </w:r>
-      <w:r>
-        <w:t xml:space="preserve"> open</w:t>
-      </w:r>
-      <w:r>
-        <w:t xml:space="preserve"> window. </w:t>
-      </w:r>
-      <w:r>
-        <w:t xml:space="preserve">This is android specific platform </w:t>
-      </w:r>
-      <w:r>
-        <w:lastRenderedPageBreak/>
-        <w:t xml:space="preserve">behavior. </w:t>
-      </w:r>
-      <w:hyperlink r:id="rId13" w:history="1">
-        <w:r>
-          <w:rPr>
-            <w:rStyle w:val="Hyperlink"/>
-          </w:rPr>
-          <w:t xml:space="preserve">InputFileOnChangeBehavior/Evidence/HybridMaui/Android/UnsupportedFileFormat.mp4 at main · </w:t>
-        </w:r>
-        <w:proofErr w:type="spellStart"/>
-        <w:r>
-          <w:rPr>
-            <w:rStyle w:val="Hyperlink"/>
-          </w:rPr>
-          <w:t>NanthiniMahalingam</w:t>
-        </w:r>
-        <w:proofErr w:type="spellEnd"/>
-        <w:r>
-          <w:rPr>
-            <w:rStyle w:val="Hyperlink"/>
-          </w:rPr>
-          <w:t>/</w:t>
-        </w:r>
-        <w:proofErr w:type="spellStart"/>
-        <w:r>
-          <w:rPr>
-            <w:rStyle w:val="Hyperlink"/>
-          </w:rPr>
-          <w:t>InputFileOnChangeBehavior</w:t>
-        </w:r>
-        <w:proofErr w:type="spellEnd"/>
-      </w:hyperlink>
-      <w:r>
         <w:t xml:space="preserve"> </w:t>
+      </w:r>
+      <w:r>
+        <w:t>None</w:t>
       </w:r>
     </w:p>
     <w:p>
@@ -2518,6 +2492,7 @@
           <w:b/>
           <w:bCs/>
         </w:rPr>
+        <w:lastRenderedPageBreak/>
         <w:t>Not Covered:</w:t>
       </w:r>
       <w:r>

--- a/Evidence/InputFileOnChangeValidationReport.docx
+++ b/Evidence/InputFileOnChangeValidationReport.docx
@@ -1356,7 +1356,7 @@
         </w:rPr>
         <w:lastRenderedPageBreak/>
         <w:drawing>
-          <wp:inline distT="0" distB="0" distL="0" distR="0" wp14:anchorId="78D1A52D" wp14:editId="3719DF34">
+          <wp:inline distT="0" distB="0" distL="0" distR="0" wp14:anchorId="78D1A52D" wp14:editId="2B370F40">
             <wp:extent cx="5943600" cy="3767455"/>
             <wp:effectExtent l="0" t="0" r="0" b="4445"/>
             <wp:docPr id="558518497" name="Picture 1"/>
@@ -1709,12 +1709,12 @@
         <w:gridCol w:w="1114"/>
         <w:gridCol w:w="5143"/>
         <w:gridCol w:w="1173"/>
-        <w:gridCol w:w="1116"/>
+        <w:gridCol w:w="1581"/>
       </w:tblGrid>
       <w:tr>
         <w:tc>
           <w:tcPr>
-            <w:tcW w:w="1019" w:type="dxa"/>
+            <w:tcW w:w="1114" w:type="dxa"/>
           </w:tcPr>
           <w:p>
             <w:r>
@@ -1724,7 +1724,7 @@
         </w:tc>
         <w:tc>
           <w:tcPr>
-            <w:tcW w:w="4622" w:type="dxa"/>
+            <w:tcW w:w="5143" w:type="dxa"/>
           </w:tcPr>
           <w:p>
             <w:r>
@@ -1734,7 +1734,7 @@
         </w:tc>
         <w:tc>
           <w:tcPr>
-            <w:tcW w:w="1072" w:type="dxa"/>
+            <w:tcW w:w="1173" w:type="dxa"/>
           </w:tcPr>
           <w:p>
             <w:r>
@@ -1744,7 +1744,7 @@
         </w:tc>
         <w:tc>
           <w:tcPr>
-            <w:tcW w:w="941" w:type="dxa"/>
+            <w:tcW w:w="1581" w:type="dxa"/>
           </w:tcPr>
           <w:p>
             <w:r>
@@ -1761,7 +1761,7 @@
       <w:tr>
         <w:tc>
           <w:tcPr>
-            <w:tcW w:w="1019" w:type="dxa"/>
+            <w:tcW w:w="1114" w:type="dxa"/>
           </w:tcPr>
           <w:p>
             <w:r>
@@ -1771,7 +1771,7 @@
         </w:tc>
         <w:tc>
           <w:tcPr>
-            <w:tcW w:w="4622" w:type="dxa"/>
+            <w:tcW w:w="5143" w:type="dxa"/>
           </w:tcPr>
           <w:p>
             <w:r>
@@ -1781,7 +1781,7 @@
         </w:tc>
         <w:tc>
           <w:tcPr>
-            <w:tcW w:w="1072" w:type="dxa"/>
+            <w:tcW w:w="1173" w:type="dxa"/>
           </w:tcPr>
           <w:p>
             <w:r>
@@ -1791,7 +1791,7 @@
         </w:tc>
         <w:tc>
           <w:tcPr>
-            <w:tcW w:w="941" w:type="dxa"/>
+            <w:tcW w:w="1581" w:type="dxa"/>
           </w:tcPr>
           <w:p>
             <w:r>
@@ -1803,7 +1803,7 @@
       <w:tr>
         <w:tc>
           <w:tcPr>
-            <w:tcW w:w="1019" w:type="dxa"/>
+            <w:tcW w:w="1114" w:type="dxa"/>
           </w:tcPr>
           <w:p>
             <w:r>
@@ -1813,7 +1813,7 @@
         </w:tc>
         <w:tc>
           <w:tcPr>
-            <w:tcW w:w="4622" w:type="dxa"/>
+            <w:tcW w:w="5143" w:type="dxa"/>
           </w:tcPr>
           <w:p>
             <w:r>
@@ -1833,7 +1833,7 @@
         </w:tc>
         <w:tc>
           <w:tcPr>
-            <w:tcW w:w="1072" w:type="dxa"/>
+            <w:tcW w:w="1173" w:type="dxa"/>
           </w:tcPr>
           <w:p>
             <w:r>
@@ -1844,7 +1844,7 @@
         </w:tc>
         <w:tc>
           <w:tcPr>
-            <w:tcW w:w="941" w:type="dxa"/>
+            <w:tcW w:w="1581" w:type="dxa"/>
           </w:tcPr>
           <w:p>
             <w:r>
@@ -1856,7 +1856,7 @@
       <w:tr>
         <w:tc>
           <w:tcPr>
-            <w:tcW w:w="1019" w:type="dxa"/>
+            <w:tcW w:w="1114" w:type="dxa"/>
           </w:tcPr>
           <w:p>
             <w:r>
@@ -1866,7 +1866,7 @@
         </w:tc>
         <w:tc>
           <w:tcPr>
-            <w:tcW w:w="4622" w:type="dxa"/>
+            <w:tcW w:w="5143" w:type="dxa"/>
           </w:tcPr>
           <w:p>
             <w:r>
@@ -1877,7 +1877,7 @@
         </w:tc>
         <w:tc>
           <w:tcPr>
-            <w:tcW w:w="1072" w:type="dxa"/>
+            <w:tcW w:w="1173" w:type="dxa"/>
           </w:tcPr>
           <w:p>
             <w:r>
@@ -1887,7 +1887,7 @@
         </w:tc>
         <w:tc>
           <w:tcPr>
-            <w:tcW w:w="941" w:type="dxa"/>
+            <w:tcW w:w="1581" w:type="dxa"/>
           </w:tcPr>
           <w:p>
             <w:r>
@@ -1899,7 +1899,7 @@
       <w:tr>
         <w:tc>
           <w:tcPr>
-            <w:tcW w:w="1019" w:type="dxa"/>
+            <w:tcW w:w="1114" w:type="dxa"/>
           </w:tcPr>
           <w:p>
             <w:r>
@@ -1909,7 +1909,7 @@
         </w:tc>
         <w:tc>
           <w:tcPr>
-            <w:tcW w:w="4622" w:type="dxa"/>
+            <w:tcW w:w="5143" w:type="dxa"/>
           </w:tcPr>
           <w:p>
             <w:r>
@@ -1920,7 +1920,7 @@
         </w:tc>
         <w:tc>
           <w:tcPr>
-            <w:tcW w:w="1072" w:type="dxa"/>
+            <w:tcW w:w="1173" w:type="dxa"/>
           </w:tcPr>
           <w:p>
             <w:r>
@@ -1930,7 +1930,7 @@
         </w:tc>
         <w:tc>
           <w:tcPr>
-            <w:tcW w:w="941" w:type="dxa"/>
+            <w:tcW w:w="1581" w:type="dxa"/>
           </w:tcPr>
           <w:p>
             <w:r>
@@ -1942,7 +1942,7 @@
       <w:tr>
         <w:tc>
           <w:tcPr>
-            <w:tcW w:w="1019" w:type="dxa"/>
+            <w:tcW w:w="1114" w:type="dxa"/>
           </w:tcPr>
           <w:p>
             <w:r>
@@ -1952,7 +1952,7 @@
         </w:tc>
         <w:tc>
           <w:tcPr>
-            <w:tcW w:w="4622" w:type="dxa"/>
+            <w:tcW w:w="5143" w:type="dxa"/>
           </w:tcPr>
           <w:p>
             <w:r>
@@ -1962,7 +1962,7 @@
         </w:tc>
         <w:tc>
           <w:tcPr>
-            <w:tcW w:w="1072" w:type="dxa"/>
+            <w:tcW w:w="1173" w:type="dxa"/>
           </w:tcPr>
           <w:p>
             <w:r>
@@ -1972,7 +1972,7 @@
         </w:tc>
         <w:tc>
           <w:tcPr>
-            <w:tcW w:w="941" w:type="dxa"/>
+            <w:tcW w:w="1581" w:type="dxa"/>
           </w:tcPr>
           <w:p>
             <w:r>
@@ -1984,7 +1984,7 @@
       <w:tr>
         <w:tc>
           <w:tcPr>
-            <w:tcW w:w="1019" w:type="dxa"/>
+            <w:tcW w:w="1114" w:type="dxa"/>
           </w:tcPr>
           <w:p>
             <w:r>
@@ -1994,7 +1994,7 @@
         </w:tc>
         <w:tc>
           <w:tcPr>
-            <w:tcW w:w="4622" w:type="dxa"/>
+            <w:tcW w:w="5143" w:type="dxa"/>
           </w:tcPr>
           <w:p>
             <w:r>
@@ -2004,7 +2004,7 @@
         </w:tc>
         <w:tc>
           <w:tcPr>
-            <w:tcW w:w="1072" w:type="dxa"/>
+            <w:tcW w:w="1173" w:type="dxa"/>
           </w:tcPr>
           <w:p>
             <w:r>
@@ -2014,7 +2014,7 @@
         </w:tc>
         <w:tc>
           <w:tcPr>
-            <w:tcW w:w="941" w:type="dxa"/>
+            <w:tcW w:w="1581" w:type="dxa"/>
           </w:tcPr>
           <w:p>
             <w:r>
@@ -2026,7 +2026,7 @@
       <w:tr>
         <w:tc>
           <w:tcPr>
-            <w:tcW w:w="1019" w:type="dxa"/>
+            <w:tcW w:w="1114" w:type="dxa"/>
           </w:tcPr>
           <w:p>
             <w:r>
@@ -2036,7 +2036,7 @@
         </w:tc>
         <w:tc>
           <w:tcPr>
-            <w:tcW w:w="4622" w:type="dxa"/>
+            <w:tcW w:w="5143" w:type="dxa"/>
           </w:tcPr>
           <w:p>
             <w:r>
@@ -2063,7 +2063,7 @@
         </w:tc>
         <w:tc>
           <w:tcPr>
-            <w:tcW w:w="1072" w:type="dxa"/>
+            <w:tcW w:w="1173" w:type="dxa"/>
           </w:tcPr>
           <w:p>
             <w:r>
@@ -2073,7 +2073,7 @@
         </w:tc>
         <w:tc>
           <w:tcPr>
-            <w:tcW w:w="941" w:type="dxa"/>
+            <w:tcW w:w="1581" w:type="dxa"/>
           </w:tcPr>
           <w:p>
             <w:r>
@@ -2086,7 +2086,7 @@
       <w:tr>
         <w:tc>
           <w:tcPr>
-            <w:tcW w:w="1019" w:type="dxa"/>
+            <w:tcW w:w="1114" w:type="dxa"/>
           </w:tcPr>
           <w:p>
             <w:r>
@@ -2096,7 +2096,7 @@
         </w:tc>
         <w:tc>
           <w:tcPr>
-            <w:tcW w:w="4622" w:type="dxa"/>
+            <w:tcW w:w="5143" w:type="dxa"/>
           </w:tcPr>
           <w:p>
             <w:r>
@@ -2112,7 +2112,7 @@
         </w:tc>
         <w:tc>
           <w:tcPr>
-            <w:tcW w:w="1072" w:type="dxa"/>
+            <w:tcW w:w="1173" w:type="dxa"/>
           </w:tcPr>
           <w:p>
             <w:r>
@@ -2122,7 +2122,7 @@
         </w:tc>
         <w:tc>
           <w:tcPr>
-            <w:tcW w:w="941" w:type="dxa"/>
+            <w:tcW w:w="1581" w:type="dxa"/>
           </w:tcPr>
           <w:p>
             <w:r>
@@ -2134,7 +2134,7 @@
       <w:tr>
         <w:tc>
           <w:tcPr>
-            <w:tcW w:w="1019" w:type="dxa"/>
+            <w:tcW w:w="1114" w:type="dxa"/>
           </w:tcPr>
           <w:p>
             <w:r>
@@ -2144,7 +2144,7 @@
         </w:tc>
         <w:tc>
           <w:tcPr>
-            <w:tcW w:w="4622" w:type="dxa"/>
+            <w:tcW w:w="5143" w:type="dxa"/>
           </w:tcPr>
           <w:p>
             <w:r>
@@ -2154,7 +2154,7 @@
         </w:tc>
         <w:tc>
           <w:tcPr>
-            <w:tcW w:w="1072" w:type="dxa"/>
+            <w:tcW w:w="1173" w:type="dxa"/>
           </w:tcPr>
           <w:p>
             <w:r>
@@ -2164,7 +2164,7 @@
         </w:tc>
         <w:tc>
           <w:tcPr>
-            <w:tcW w:w="941" w:type="dxa"/>
+            <w:tcW w:w="1581" w:type="dxa"/>
           </w:tcPr>
           <w:p>
             <w:r>
@@ -2176,7 +2176,7 @@
       <w:tr>
         <w:tc>
           <w:tcPr>
-            <w:tcW w:w="1019" w:type="dxa"/>
+            <w:tcW w:w="1114" w:type="dxa"/>
           </w:tcPr>
           <w:p>
             <w:r>
@@ -2186,7 +2186,7 @@
         </w:tc>
         <w:tc>
           <w:tcPr>
-            <w:tcW w:w="4622" w:type="dxa"/>
+            <w:tcW w:w="5143" w:type="dxa"/>
           </w:tcPr>
           <w:p>
             <w:r>
@@ -2212,7 +2212,7 @@
         </w:tc>
         <w:tc>
           <w:tcPr>
-            <w:tcW w:w="1072" w:type="dxa"/>
+            <w:tcW w:w="1173" w:type="dxa"/>
           </w:tcPr>
           <w:p>
             <w:r>
@@ -2222,7 +2222,7 @@
         </w:tc>
         <w:tc>
           <w:tcPr>
-            <w:tcW w:w="941" w:type="dxa"/>
+            <w:tcW w:w="1581" w:type="dxa"/>
           </w:tcPr>
           <w:p>
             <w:r>
@@ -2234,7 +2234,7 @@
       <w:tr>
         <w:tc>
           <w:tcPr>
-            <w:tcW w:w="1019" w:type="dxa"/>
+            <w:tcW w:w="1114" w:type="dxa"/>
           </w:tcPr>
           <w:p>
             <w:r>
@@ -2244,7 +2244,7 @@
         </w:tc>
         <w:tc>
           <w:tcPr>
-            <w:tcW w:w="4622" w:type="dxa"/>
+            <w:tcW w:w="5143" w:type="dxa"/>
           </w:tcPr>
           <w:p>
             <w:r>
@@ -2254,7 +2254,7 @@
         </w:tc>
         <w:tc>
           <w:tcPr>
-            <w:tcW w:w="1072" w:type="dxa"/>
+            <w:tcW w:w="1173" w:type="dxa"/>
           </w:tcPr>
           <w:p>
             <w:r>
@@ -2267,14 +2267,22 @@
         </w:tc>
         <w:tc>
           <w:tcPr>
-            <w:tcW w:w="941" w:type="dxa"/>
-          </w:tcPr>
-          <w:p>
-            <w:r>
-              <w:t>Failure</w:t>
-            </w:r>
-            <w:r>
-              <w:t xml:space="preserve"> due to android specific platform behavior</w:t>
+            <w:tcW w:w="1581" w:type="dxa"/>
+          </w:tcPr>
+          <w:p>
+            <w:r>
+              <w:t xml:space="preserve">Unsupported </w:t>
+            </w:r>
+            <w:proofErr w:type="gramStart"/>
+            <w:r>
+              <w:t>file does</w:t>
+            </w:r>
+            <w:proofErr w:type="gramEnd"/>
+            <w:r>
+              <w:t xml:space="preserve"> not accept </w:t>
+            </w:r>
+            <w:r>
+              <w:t>due to android specific platform behavior</w:t>
             </w:r>
           </w:p>
         </w:tc>
@@ -2282,7 +2290,7 @@
       <w:tr>
         <w:tc>
           <w:tcPr>
-            <w:tcW w:w="1019" w:type="dxa"/>
+            <w:tcW w:w="1114" w:type="dxa"/>
           </w:tcPr>
           <w:p>
             <w:r>
@@ -2292,7 +2300,7 @@
         </w:tc>
         <w:tc>
           <w:tcPr>
-            <w:tcW w:w="4622" w:type="dxa"/>
+            <w:tcW w:w="5143" w:type="dxa"/>
           </w:tcPr>
           <w:p>
             <w:r>
@@ -2310,7 +2318,7 @@
         </w:tc>
         <w:tc>
           <w:tcPr>
-            <w:tcW w:w="1072" w:type="dxa"/>
+            <w:tcW w:w="1173" w:type="dxa"/>
           </w:tcPr>
           <w:p>
             <w:r>
@@ -2320,7 +2328,7 @@
         </w:tc>
         <w:tc>
           <w:tcPr>
-            <w:tcW w:w="941" w:type="dxa"/>
+            <w:tcW w:w="1581" w:type="dxa"/>
           </w:tcPr>
           <w:p>
             <w:r>
@@ -2332,7 +2340,7 @@
       <w:tr>
         <w:tc>
           <w:tcPr>
-            <w:tcW w:w="1019" w:type="dxa"/>
+            <w:tcW w:w="1114" w:type="dxa"/>
           </w:tcPr>
           <w:p>
             <w:r>
@@ -2342,7 +2350,7 @@
         </w:tc>
         <w:tc>
           <w:tcPr>
-            <w:tcW w:w="4622" w:type="dxa"/>
+            <w:tcW w:w="5143" w:type="dxa"/>
           </w:tcPr>
           <w:p>
             <w:r>
@@ -2352,7 +2360,7 @@
         </w:tc>
         <w:tc>
           <w:tcPr>
-            <w:tcW w:w="1072" w:type="dxa"/>
+            <w:tcW w:w="1173" w:type="dxa"/>
           </w:tcPr>
           <w:p>
             <w:r>
@@ -2362,11 +2370,54 @@
         </w:tc>
         <w:tc>
           <w:tcPr>
-            <w:tcW w:w="941" w:type="dxa"/>
+            <w:tcW w:w="1581" w:type="dxa"/>
           </w:tcPr>
           <w:p>
             <w:r>
               <w:t>Pass</w:t>
+            </w:r>
+          </w:p>
+          <w:p/>
+        </w:tc>
+      </w:tr>
+      <w:tr>
+        <w:tc>
+          <w:tcPr>
+            <w:tcW w:w="1114" w:type="dxa"/>
+          </w:tcPr>
+          <w:p>
+            <w:r>
+              <w:t>14</w:t>
+            </w:r>
+          </w:p>
+        </w:tc>
+        <w:tc>
+          <w:tcPr>
+            <w:tcW w:w="5143" w:type="dxa"/>
+          </w:tcPr>
+          <w:p>
+            <w:r>
+              <w:t>Window cancel, escape button for file cancellation</w:t>
+            </w:r>
+          </w:p>
+        </w:tc>
+        <w:tc>
+          <w:tcPr>
+            <w:tcW w:w="1173" w:type="dxa"/>
+          </w:tcPr>
+          <w:p>
+            <w:r>
+              <w:t>None</w:t>
+            </w:r>
+          </w:p>
+        </w:tc>
+        <w:tc>
+          <w:tcPr>
+            <w:tcW w:w="1581" w:type="dxa"/>
+          </w:tcPr>
+          <w:p>
+            <w:r>
+              <w:t>None</w:t>
             </w:r>
           </w:p>
         </w:tc>
@@ -2477,6 +2528,7 @@
           <w:b/>
           <w:bCs/>
         </w:rPr>
+        <w:lastRenderedPageBreak/>
         <w:t>Problem:</w:t>
       </w:r>
       <w:r>
@@ -2492,7 +2544,6 @@
           <w:b/>
           <w:bCs/>
         </w:rPr>
-        <w:lastRenderedPageBreak/>
         <w:t>Not Covered:</w:t>
       </w:r>
       <w:r>
